--- a/Week5/P2Project/P2_DataAnalysisLooker_wPresentation.docx
+++ b/Week5/P2Project/P2_DataAnalysisLooker_wPresentation.docx
@@ -344,7 +344,10 @@
         </w:rPr>
       </w:pPr>
       <w:r>
-        <w:t xml:space="preserve">15 Minute </w:t>
+        <w:t>30-40</w:t>
+      </w:r>
+      <w:r>
+        <w:t xml:space="preserve"> Minute </w:t>
       </w:r>
       <w:r>
         <w:t>Presentation</w:t>
@@ -1882,52 +1885,6 @@
 </file>
 
 <file path=customXml/item1.xml><?xml version="1.0" encoding="utf-8"?>
-<?mso-contentType ?>
-<FormTemplates xmlns="http://schemas.microsoft.com/sharepoint/v3/contenttype/forms">
-  <Display>DocumentLibraryForm</Display>
-  <Edit>DocumentLibraryForm</Edit>
-  <New>DocumentLibraryForm</New>
-</FormTemplates>
-</file>
-
-<file path=customXml/item2.xml><?xml version="1.0" encoding="utf-8"?>
-<p:properties xmlns:p="http://schemas.microsoft.com/office/2006/metadata/properties" xmlns:xsi="http://www.w3.org/2001/XMLSchema-instance" xmlns:pc="http://schemas.microsoft.com/office/infopath/2007/PartnerControls">
-  <documentManagement>
-    <_ip_UnifiedCompliancePolicyUIAction xmlns="http://schemas.microsoft.com/sharepoint/v3" xsi:nil="true"/>
-    <Info xmlns="16399201-8c70-4094-bedf-0e0052933be2" xsi:nil="true"/>
-    <Client xmlns="16399201-8c70-4094-bedf-0e0052933be2" xsi:nil="true"/>
-    <Co_x002d_Training xmlns="16399201-8c70-4094-bedf-0e0052933be2">false</Co_x002d_Training>
-    <Modern_x0020_Experience xmlns="16399201-8c70-4094-bedf-0e0052933be2">false</Modern_x0020_Experience>
-    <lcf76f155ced4ddcb4097134ff3c332f xmlns="16399201-8c70-4094-bedf-0e0052933be2">
-      <Terms xmlns="http://schemas.microsoft.com/office/infopath/2007/PartnerControls"/>
-    </lcf76f155ced4ddcb4097134ff3c332f>
-    <Flag xmlns="16399201-8c70-4094-bedf-0e0052933be2">false</Flag>
-    <Status xmlns="16399201-8c70-4094-bedf-0e0052933be2" xsi:nil="true"/>
-    <_ip_UnifiedCompliancePolicyProperties xmlns="http://schemas.microsoft.com/sharepoint/v3" xsi:nil="true"/>
-    <Details xmlns="16399201-8c70-4094-bedf-0e0052933be2" xsi:nil="true"/>
-    <BatchID xmlns="16399201-8c70-4094-bedf-0e0052933be2" xsi:nil="true"/>
-    <StartDate xmlns="16399201-8c70-4094-bedf-0e0052933be2" xsi:nil="true"/>
-    <Trainer xmlns="16399201-8c70-4094-bedf-0e0052933be2">
-      <UserInfo>
-        <DisplayName/>
-        <AccountId xsi:nil="true"/>
-        <AccountType/>
-      </UserInfo>
-    </Trainer>
-    <OpsAdmin xmlns="16399201-8c70-4094-bedf-0e0052933be2">
-      <UserInfo>
-        <DisplayName/>
-        <AccountId xsi:nil="true"/>
-        <AccountType/>
-      </UserInfo>
-    </OpsAdmin>
-    <TaxCatchAll xmlns="c1d1d668-1a17-41cc-8e51-02c957e8f86c" xsi:nil="true"/>
-    <Manager xmlns="16399201-8c70-4094-bedf-0e0052933be2" xsi:nil="true"/>
-  </documentManagement>
-</p:properties>
-</file>
-
-<file path=customXml/item3.xml><?xml version="1.0" encoding="utf-8"?>
 <ct:contentTypeSchema xmlns:ct="http://schemas.microsoft.com/office/2006/metadata/contentType" xmlns:ma="http://schemas.microsoft.com/office/2006/metadata/properties/metaAttributes" ct:_="" ma:_="" ma:contentTypeName="Document" ma:contentTypeID="0x0101008BD2F010722D7D4D902378845F41F1B2" ma:contentTypeVersion="31" ma:contentTypeDescription="Create a new document." ma:contentTypeScope="" ma:versionID="ef11b3b1d104f0ef2755cc92b6802e64">
   <xsd:schema xmlns:xsd="http://www.w3.org/2001/XMLSchema" xmlns:xs="http://www.w3.org/2001/XMLSchema" xmlns:p="http://schemas.microsoft.com/office/2006/metadata/properties" xmlns:ns1="http://schemas.microsoft.com/sharepoint/v3" xmlns:ns2="16399201-8c70-4094-bedf-0e0052933be2" xmlns:ns3="c1d1d668-1a17-41cc-8e51-02c957e8f86c" targetNamespace="http://schemas.microsoft.com/office/2006/metadata/properties" ma:root="true" ma:fieldsID="afe02b2af8353508a2bf4273db8498f9" ns1:_="" ns2:_="" ns3:_="">
     <xsd:import namespace="http://schemas.microsoft.com/sharepoint/v3"/>
@@ -2302,10 +2259,68 @@
 </ct:contentTypeSchema>
 </file>
 
+<file path=customXml/item2.xml><?xml version="1.0" encoding="utf-8"?>
+<p:properties xmlns:p="http://schemas.microsoft.com/office/2006/metadata/properties" xmlns:xsi="http://www.w3.org/2001/XMLSchema-instance" xmlns:pc="http://schemas.microsoft.com/office/infopath/2007/PartnerControls">
+  <documentManagement>
+    <_ip_UnifiedCompliancePolicyUIAction xmlns="http://schemas.microsoft.com/sharepoint/v3" xsi:nil="true"/>
+    <Info xmlns="16399201-8c70-4094-bedf-0e0052933be2" xsi:nil="true"/>
+    <Client xmlns="16399201-8c70-4094-bedf-0e0052933be2" xsi:nil="true"/>
+    <Co_x002d_Training xmlns="16399201-8c70-4094-bedf-0e0052933be2">false</Co_x002d_Training>
+    <Modern_x0020_Experience xmlns="16399201-8c70-4094-bedf-0e0052933be2">false</Modern_x0020_Experience>
+    <lcf76f155ced4ddcb4097134ff3c332f xmlns="16399201-8c70-4094-bedf-0e0052933be2">
+      <Terms xmlns="http://schemas.microsoft.com/office/infopath/2007/PartnerControls"/>
+    </lcf76f155ced4ddcb4097134ff3c332f>
+    <Flag xmlns="16399201-8c70-4094-bedf-0e0052933be2">false</Flag>
+    <Status xmlns="16399201-8c70-4094-bedf-0e0052933be2" xsi:nil="true"/>
+    <_ip_UnifiedCompliancePolicyProperties xmlns="http://schemas.microsoft.com/sharepoint/v3" xsi:nil="true"/>
+    <Details xmlns="16399201-8c70-4094-bedf-0e0052933be2" xsi:nil="true"/>
+    <BatchID xmlns="16399201-8c70-4094-bedf-0e0052933be2" xsi:nil="true"/>
+    <StartDate xmlns="16399201-8c70-4094-bedf-0e0052933be2" xsi:nil="true"/>
+    <Trainer xmlns="16399201-8c70-4094-bedf-0e0052933be2">
+      <UserInfo>
+        <DisplayName/>
+        <AccountId xsi:nil="true"/>
+        <AccountType/>
+      </UserInfo>
+    </Trainer>
+    <OpsAdmin xmlns="16399201-8c70-4094-bedf-0e0052933be2">
+      <UserInfo>
+        <DisplayName/>
+        <AccountId xsi:nil="true"/>
+        <AccountType/>
+      </UserInfo>
+    </OpsAdmin>
+    <TaxCatchAll xmlns="c1d1d668-1a17-41cc-8e51-02c957e8f86c" xsi:nil="true"/>
+    <Manager xmlns="16399201-8c70-4094-bedf-0e0052933be2" xsi:nil="true"/>
+  </documentManagement>
+</p:properties>
+</file>
+
+<file path=customXml/item3.xml><?xml version="1.0" encoding="utf-8"?>
+<?mso-contentType ?>
+<FormTemplates xmlns="http://schemas.microsoft.com/sharepoint/v3/contenttype/forms">
+  <Display>DocumentLibraryForm</Display>
+  <Edit>DocumentLibraryForm</Edit>
+  <New>DocumentLibraryForm</New>
+</FormTemplates>
+</file>
+
 <file path=customXml/itemProps1.xml><?xml version="1.0" encoding="utf-8"?>
-<ds:datastoreItem xmlns:ds="http://schemas.openxmlformats.org/officeDocument/2006/customXml" ds:itemID="{85770F4B-F94C-496D-8AB4-CD76E70075C3}">
+<ds:datastoreItem xmlns:ds="http://schemas.openxmlformats.org/officeDocument/2006/customXml" ds:itemID="{5CC9CC6D-C428-48DE-8D1E-3579FFFA48F0}">
   <ds:schemaRefs>
-    <ds:schemaRef ds:uri="http://schemas.microsoft.com/sharepoint/v3/contenttype/forms"/>
+    <ds:schemaRef ds:uri="http://schemas.microsoft.com/office/2006/metadata/contentType"/>
+    <ds:schemaRef ds:uri="http://schemas.microsoft.com/office/2006/metadata/properties/metaAttributes"/>
+    <ds:schemaRef ds:uri="http://www.w3.org/2001/XMLSchema"/>
+    <ds:schemaRef ds:uri="http://schemas.microsoft.com/office/2006/metadata/properties"/>
+    <ds:schemaRef ds:uri="http://schemas.microsoft.com/sharepoint/v3"/>
+    <ds:schemaRef ds:uri="16399201-8c70-4094-bedf-0e0052933be2"/>
+    <ds:schemaRef ds:uri="c1d1d668-1a17-41cc-8e51-02c957e8f86c"/>
+    <ds:schemaRef ds:uri="http://schemas.microsoft.com/office/2006/documentManagement/types"/>
+    <ds:schemaRef ds:uri="http://schemas.microsoft.com/office/infopath/2007/PartnerControls"/>
+    <ds:schemaRef ds:uri="http://schemas.openxmlformats.org/package/2006/metadata/core-properties"/>
+    <ds:schemaRef ds:uri="http://purl.org/dc/elements/1.1/"/>
+    <ds:schemaRef ds:uri="http://purl.org/dc/terms/"/>
+    <ds:schemaRef ds:uri="http://schemas.microsoft.com/internal/obd"/>
   </ds:schemaRefs>
 </ds:datastoreItem>
 </file>
@@ -2323,21 +2338,9 @@
 </file>
 
 <file path=customXml/itemProps3.xml><?xml version="1.0" encoding="utf-8"?>
-<ds:datastoreItem xmlns:ds="http://schemas.openxmlformats.org/officeDocument/2006/customXml" ds:itemID="{5CC9CC6D-C428-48DE-8D1E-3579FFFA48F0}">
+<ds:datastoreItem xmlns:ds="http://schemas.openxmlformats.org/officeDocument/2006/customXml" ds:itemID="{85770F4B-F94C-496D-8AB4-CD76E70075C3}">
   <ds:schemaRefs>
-    <ds:schemaRef ds:uri="http://schemas.microsoft.com/office/2006/metadata/contentType"/>
-    <ds:schemaRef ds:uri="http://schemas.microsoft.com/office/2006/metadata/properties/metaAttributes"/>
-    <ds:schemaRef ds:uri="http://www.w3.org/2001/XMLSchema"/>
-    <ds:schemaRef ds:uri="http://schemas.microsoft.com/office/2006/metadata/properties"/>
-    <ds:schemaRef ds:uri="http://schemas.microsoft.com/sharepoint/v3"/>
-    <ds:schemaRef ds:uri="16399201-8c70-4094-bedf-0e0052933be2"/>
-    <ds:schemaRef ds:uri="c1d1d668-1a17-41cc-8e51-02c957e8f86c"/>
-    <ds:schemaRef ds:uri="http://schemas.microsoft.com/office/2006/documentManagement/types"/>
-    <ds:schemaRef ds:uri="http://schemas.microsoft.com/office/infopath/2007/PartnerControls"/>
-    <ds:schemaRef ds:uri="http://schemas.openxmlformats.org/package/2006/metadata/core-properties"/>
-    <ds:schemaRef ds:uri="http://purl.org/dc/elements/1.1/"/>
-    <ds:schemaRef ds:uri="http://purl.org/dc/terms/"/>
-    <ds:schemaRef ds:uri="http://schemas.microsoft.com/internal/obd"/>
+    <ds:schemaRef ds:uri="http://schemas.microsoft.com/sharepoint/v3/contenttype/forms"/>
   </ds:schemaRefs>
 </ds:datastoreItem>
 </file>